--- a/samples/academic_report_latest.docx
+++ b/samples/academic_report_latest.docx
@@ -403,7 +403,7 @@
                 <w:rFonts w:ascii="IBM Plex Sans Arabic" w:hAnsi="IBM Plex Sans Arabic" w:cs="IBM Plex Sans Arabic"/>
                 <w:rtl/>
               </w:rPr>
-              <w:t>2026-08-25</w:t>
+              <w:t>2026-09-16</w:t>
             </w:r>
           </w:p>
         </w:tc>
@@ -664,7 +664,7 @@
           <w:rFonts w:ascii="IBM Plex Sans Arabic" w:hAnsi="IBM Plex Sans Arabic" w:cs="IBM Plex Sans Arabic"/>
           <w:rtl/>
         </w:rPr>
-        <w:t>حدود الدراسة (موجز): لم يتحقّق بعد: توفّر بيانات استيراد موثوقة تحت رمز HS الصحيح — إغلاق هذا الشرط يتطلّب إعادة تصنيف الرمز ثم سحب واردات كومتريد تحته. لم يتحقّق بعد: التعاقد مع موزّع محلي مؤكَّد بالاسم في الكويت — إغلاق هذا الشرط يتطلّب خدمة تحقّق جهات الاتصال المدفوعة ثم عقد موزّع.</w:t>
+        <w:t>حدود الدراسة (موجز): لم يتحقّق بعد: توفّر بيانات استيراد موثوقة تحت رمز HS الصحيح — إغلاق هذا الشرط يتطلّب إعادة تصنيف الرمز ثم سحب واردات كومتريد تحته. لم يتحقّق بعد: التعاقد مع موزّع محلي مؤكَّد بالاسم في الكويت — إغلاق هذا الشرط يتطلّب التحقق من نشاط الجهة واهتمامها بالمنتج،</w:t>
       </w:r>
     </w:p>
     <w:p>
@@ -1624,7 +1624,7 @@
           <w:rFonts w:ascii="IBM Plex Sans Arabic" w:hAnsi="IBM Plex Sans Arabic" w:cs="IBM Plex Sans Arabic"/>
           <w:rtl/>
         </w:rPr>
-        <w:t>لم يتحقّق بعد: التعاقد مع موزّع محلي مؤكَّد بالاسم في الكويت — إغلاق هذا الشرط يتطلّب خدمة تحقّق جهات الاتصال المدفوعة ثم عقد موزّع.</w:t>
+        <w:t>لم يتحقّق بعد: التعاقد مع موزّع محلي مؤكَّد بالاسم في الكويت — إغلاق هذا الشرط يتطلّب التحقق من نشاط الجهة واهتمامها بالمنتج، ثم الاتفاق على شروط التوزيع وتوثيق العقد.</w:t>
       </w:r>
     </w:p>
     <w:p>
@@ -1693,7 +1693,7 @@
           <w:rFonts w:ascii="IBM Plex Sans Arabic" w:hAnsi="IBM Plex Sans Arabic" w:cs="IBM Plex Sans Arabic"/>
           <w:rtl/>
         </w:rPr>
-        <w:t>التعاقد مع موزّع محلي مؤكَّد بالاسم في الكويت — غير محقَّق؛ يُغلَق عبر: خدمة تحقّق جهات الاتصال المدفوعة ثم عقد موزّع.</w:t>
+        <w:t>التعاقد مع موزّع محلي مؤكَّد بالاسم في الكويت — غير محقَّق؛ يُغلَق عبر: التحقق من نشاط الجهة واهتمامها بالمنتج، ثم الاتفاق على شروط التوزيع وتوثيق العقد.</w:t>
       </w:r>
     </w:p>
     <w:p>

--- a/samples/academic_report_latest.docx
+++ b/samples/academic_report_latest.docx
@@ -403,7 +403,7 @@
                 <w:rFonts w:ascii="IBM Plex Sans Arabic" w:hAnsi="IBM Plex Sans Arabic" w:cs="IBM Plex Sans Arabic"/>
                 <w:rtl/>
               </w:rPr>
-              <w:t>2026-09-16</w:t>
+              <w:t>2026-09-20</w:t>
             </w:r>
           </w:p>
         </w:tc>

--- a/samples/academic_report_latest.docx
+++ b/samples/academic_report_latest.docx
@@ -99,6 +99,10 @@
         <w:gridCol w:w="4320"/>
       </w:tblGrid>
       <w:tr>
+        <w:trPr>
+          <w:cantSplit/>
+          <w:tblHeader/>
+        </w:trPr>
         <w:tc>
           <w:tcPr>
             <w:tcW w:type="dxa" w:w="4680"/>
@@ -155,6 +159,9 @@
         </w:tc>
       </w:tr>
       <w:tr>
+        <w:trPr>
+          <w:cantSplit/>
+        </w:trPr>
         <w:tc>
           <w:tcPr>
             <w:tcW w:type="dxa" w:w="4680"/>
@@ -205,6 +212,9 @@
         </w:tc>
       </w:tr>
       <w:tr>
+        <w:trPr>
+          <w:cantSplit/>
+        </w:trPr>
         <w:tc>
           <w:tcPr>
             <w:tcW w:type="dxa" w:w="4680"/>
@@ -257,6 +267,9 @@
         </w:tc>
       </w:tr>
       <w:tr>
+        <w:trPr>
+          <w:cantSplit/>
+        </w:trPr>
         <w:tc>
           <w:tcPr>
             <w:tcW w:type="dxa" w:w="4680"/>
@@ -307,6 +320,9 @@
         </w:tc>
       </w:tr>
       <w:tr>
+        <w:trPr>
+          <w:cantSplit/>
+        </w:trPr>
         <w:tc>
           <w:tcPr>
             <w:tcW w:type="dxa" w:w="4680"/>
@@ -359,6 +375,9 @@
         </w:tc>
       </w:tr>
       <w:tr>
+        <w:trPr>
+          <w:cantSplit/>
+        </w:trPr>
         <w:tc>
           <w:tcPr>
             <w:tcW w:type="dxa" w:w="4680"/>
@@ -403,7 +422,7 @@
                 <w:rFonts w:ascii="IBM Plex Sans Arabic" w:hAnsi="IBM Plex Sans Arabic" w:cs="IBM Plex Sans Arabic"/>
                 <w:rtl/>
               </w:rPr>
-              <w:t>2026-09-20</w:t>
+              <w:t>2026-10-14</w:t>
             </w:r>
           </w:p>
         </w:tc>
@@ -483,6 +502,10 @@
         <w:gridCol w:w="4320"/>
       </w:tblGrid>
       <w:tr>
+        <w:trPr>
+          <w:cantSplit/>
+          <w:tblHeader/>
+        </w:trPr>
         <w:tc>
           <w:tcPr>
             <w:tcW w:type="dxa" w:w="4680"/>
@@ -539,6 +562,9 @@
         </w:tc>
       </w:tr>
       <w:tr>
+        <w:trPr>
+          <w:cantSplit/>
+        </w:trPr>
         <w:tc>
           <w:tcPr>
             <w:tcW w:type="dxa" w:w="4680"/>
@@ -589,6 +615,9 @@
         </w:tc>
       </w:tr>
       <w:tr>
+        <w:trPr>
+          <w:cantSplit/>
+        </w:trPr>
         <w:tc>
           <w:tcPr>
             <w:tcW w:type="dxa" w:w="4680"/>
@@ -944,7 +973,7 @@
           <w:rFonts w:ascii="IBM Plex Sans Arabic" w:hAnsi="IBM Plex Sans Arabic" w:cs="IBM Plex Sans Arabic"/>
           <w:rtl/>
         </w:rPr>
-        <w:t>تركّز مرتفعة (‏مؤشر تركّز السوق = 2900‏). وبلغ متوسط سعر الاستيراد الرسمي نحو 6 دولارات</w:t>
+        <w:t>تركّز مرتفعة (‏مؤشر تركّز الموردين = 2900‏). وبلغ متوسط سعر الاستيراد الرسمي نحو 6 دولارات</w:t>
       </w:r>
     </w:p>
     <w:p>
@@ -1140,6 +1169,10 @@
         <w:gridCol w:w="8640"/>
       </w:tblGrid>
       <w:tr>
+        <w:trPr>
+          <w:cantSplit/>
+          <w:tblHeader/>
+        </w:trPr>
         <w:tc>
           <w:tcPr>
             <w:tcW w:type="dxa" w:w="9360"/>
@@ -1169,6 +1202,9 @@
         </w:tc>
       </w:tr>
       <w:tr>
+        <w:trPr>
+          <w:cantSplit/>
+        </w:trPr>
         <w:tc>
           <w:tcPr>
             <w:tcW w:type="dxa" w:w="9360"/>
@@ -1195,6 +1231,9 @@
         </w:tc>
       </w:tr>
       <w:tr>
+        <w:trPr>
+          <w:cantSplit/>
+        </w:trPr>
         <w:tc>
           <w:tcPr>
             <w:tcW w:type="dxa" w:w="9360"/>
@@ -1256,6 +1295,10 @@
         <w:gridCol w:w="8640"/>
       </w:tblGrid>
       <w:tr>
+        <w:trPr>
+          <w:cantSplit/>
+          <w:tblHeader/>
+        </w:trPr>
         <w:tc>
           <w:tcPr>
             <w:tcW w:type="dxa" w:w="9360"/>
@@ -1285,6 +1328,9 @@
         </w:tc>
       </w:tr>
       <w:tr>
+        <w:trPr>
+          <w:cantSplit/>
+        </w:trPr>
         <w:tc>
           <w:tcPr>
             <w:tcW w:type="dxa" w:w="9360"/>
@@ -1345,6 +1391,10 @@
         <w:gridCol w:w="8640"/>
       </w:tblGrid>
       <w:tr>
+        <w:trPr>
+          <w:cantSplit/>
+          <w:tblHeader/>
+        </w:trPr>
         <w:tc>
           <w:tcPr>
             <w:tcW w:type="dxa" w:w="9360"/>
@@ -1374,6 +1424,9 @@
         </w:tc>
       </w:tr>
       <w:tr>
+        <w:trPr>
+          <w:cantSplit/>
+        </w:trPr>
         <w:tc>
           <w:tcPr>
             <w:tcW w:type="dxa" w:w="9360"/>
@@ -1400,6 +1453,9 @@
         </w:tc>
       </w:tr>
       <w:tr>
+        <w:trPr>
+          <w:cantSplit/>
+        </w:trPr>
         <w:tc>
           <w:tcPr>
             <w:tcW w:type="dxa" w:w="9360"/>
@@ -1477,7 +1533,7 @@
           <w:rFonts w:ascii="IBM Plex Sans Arabic" w:hAnsi="IBM Plex Sans Arabic" w:cs="IBM Plex Sans Arabic"/>
           <w:rtl/>
         </w:rPr>
-        <w:t>في بيئة مرتفعة التركّز (مؤشر تركّز السوق (مؤشر يقيس تركّز السوق بين المورّدين) = 2900).</w:t>
+        <w:t>في بيئة مرتفعة التركّز (مؤشر تركّز الموردين (مؤشر يقيس تركّز السوق بين المورّدين) = 2900).</w:t>
       </w:r>
     </w:p>
     <w:p>
@@ -1774,7 +1830,7 @@
           <w:rFonts w:ascii="IBM Plex Sans Arabic" w:hAnsi="IBM Plex Sans Arabic" w:cs="IBM Plex Sans Arabic"/>
           <w:rtl/>
         </w:rPr>
-        <w:t>UN Comtrade — https://comtradeplus.un.org/ (‏تاريخ الجمع: 2026-07-20‏)</w:t>
+        <w:t>UN Comtrade — https://comtradeplus.un.org/ (‏تاريخ الجمع: 2026-07-20‏) — يسند: واردات السوق، أحدث سنة بيانات للواردات، مؤشر تركّز المورّدين</w:t>
       </w:r>
     </w:p>
     <w:p>
@@ -1816,7 +1872,7 @@
           <w:rFonts w:ascii="IBM Plex Sans Arabic" w:hAnsi="IBM Plex Sans Arabic" w:cs="IBM Plex Sans Arabic"/>
           <w:rtl/>
         </w:rPr>
-        <w:t>مؤشر تركّز السوق: فوق 2500 يعني سوقاً بيد قلّة؛ أقلّ يعني موزّعاً على كثيرين</w:t>
+        <w:t>مؤشر تركّز الموردين: فوق 2500 يعني سوقاً بيد قلّة؛ أقلّ يعني موزّعاً على كثيرين</w:t>
       </w:r>
     </w:p>
     <w:p>
